--- a/docs/Fixed_Summary.docx
+++ b/docs/Fixed_Summary.docx
@@ -7,10 +7,60 @@
         <w:pStyle w:val="Title"/>
       </w:pPr>
       <w:r>
-        <w:t xml:space="preserve">Herald — Fixed Summary</w:t>
+        <w:t xml:space="preserve">Herald</w:t>
       </w:r>
     </w:p>
-    <w:bookmarkStart w:id="12" w:name="herald--fixed-summary"/>
+    <w:p>
+      <w:pPr>
+        <w:pStyle w:val="FirstParagraph"/>
+      </w:pPr>
+      <w:r>
+        <w:drawing>
+          <wp:inline>
+            <wp:extent cx="1625600" cy="1625600"/>
+            <wp:effectExtent b="0" l="0" r="0" t="0"/>
+            <wp:docPr descr="Herald" title="" id="10" name="Picture"/>
+            <a:graphic>
+              <a:graphicData uri="http://schemas.openxmlformats.org/drawingml/2006/picture">
+                <pic:pic>
+                  <pic:nvPicPr>
+                    <pic:cNvPr descr="../assets/logo/herald_logo_square_128.png" id="11" name="Picture"/>
+                    <pic:cNvPicPr>
+                      <a:picLocks noChangeArrowheads="1" noChangeAspect="1"/>
+                    </pic:cNvPicPr>
+                  </pic:nvPicPr>
+                  <pic:blipFill>
+                    <a:blip r:embed="rId9"/>
+                    <a:stretch>
+                      <a:fillRect/>
+                    </a:stretch>
+                  </pic:blipFill>
+                  <pic:spPr bwMode="auto">
+                    <a:xfrm>
+                      <a:off x="0" y="0"/>
+                      <a:ext cx="1625600" cy="1625600"/>
+                    </a:xfrm>
+                    <a:prstGeom prst="rect">
+                      <a:avLst/>
+                    </a:prstGeom>
+                    <a:noFill/>
+                    <a:ln w="9525">
+                      <a:noFill/>
+                      <a:headEnd/>
+                      <a:tailEnd/>
+                    </a:ln>
+                  </pic:spPr>
+                </pic:pic>
+              </a:graphicData>
+            </a:graphic>
+          </wp:inline>
+        </w:drawing>
+      </w:r>
+      <w:r>
+        <w:t xml:space="preserve">{width=96px height=96px}</w:t>
+      </w:r>
+    </w:p>
+    <w:bookmarkStart w:id="15" w:name="herald--fixed-summary"/>
     <w:p>
       <w:pPr>
         <w:pStyle w:val="Heading1"/>
@@ -342,7 +392,7 @@
         </w:tc>
       </w:tr>
     </w:tbl>
-    <w:bookmarkStart w:id="9" w:name="table-of-contents"/>
+    <w:bookmarkStart w:id="12" w:name="table-of-contents"/>
     <w:p>
       <w:pPr>
         <w:pStyle w:val="Heading2"/>
@@ -385,8 +435,8 @@
         </w:r>
       </w:hyperlink>
     </w:p>
-    <w:bookmarkEnd w:id="9"/>
-    <w:bookmarkStart w:id="10" w:name="for-operators-tldr"/>
+    <w:bookmarkEnd w:id="12"/>
+    <w:bookmarkStart w:id="13" w:name="for-operators-tldr"/>
     <w:p>
       <w:pPr>
         <w:pStyle w:val="Heading2"/>
@@ -543,8 +593,8 @@
         <w:t xml:space="preserve">Zero rollbacks. Inheritance gate stayed 12 PASS / 0 FAIL throughout.</w:t>
       </w:r>
     </w:p>
-    <w:bookmarkEnd w:id="10"/>
-    <w:bookmarkStart w:id="11" w:name="for-ai-agents-machine-readable"/>
+    <w:bookmarkEnd w:id="13"/>
+    <w:bookmarkStart w:id="14" w:name="for-ai-agents-machine-readable"/>
     <w:p>
       <w:pPr>
         <w:pStyle w:val="Heading2"/>
@@ -654,8 +704,8 @@
         <w:t xml:space="preserve">}</w:t>
       </w:r>
     </w:p>
-    <w:bookmarkEnd w:id="11"/>
-    <w:bookmarkEnd w:id="12"/>
+    <w:bookmarkEnd w:id="14"/>
+    <w:bookmarkEnd w:id="15"/>
     <w:sectPr>
       <w:footnotePr>
         <w:numRestart w:val="eachSect"/>

--- a/docs/Fixed_Summary.docx
+++ b/docs/Fixed_Summary.docx
@@ -10,57 +10,7 @@
         <w:t xml:space="preserve">Herald</w:t>
       </w:r>
     </w:p>
-    <w:p>
-      <w:pPr>
-        <w:pStyle w:val="FirstParagraph"/>
-      </w:pPr>
-      <w:r>
-        <w:drawing>
-          <wp:inline>
-            <wp:extent cx="1625600" cy="1625600"/>
-            <wp:effectExtent b="0" l="0" r="0" t="0"/>
-            <wp:docPr descr="Herald" title="" id="10" name="Picture"/>
-            <a:graphic>
-              <a:graphicData uri="http://schemas.openxmlformats.org/drawingml/2006/picture">
-                <pic:pic>
-                  <pic:nvPicPr>
-                    <pic:cNvPr descr="../assets/logo/herald_logo_square_128.png" id="11" name="Picture"/>
-                    <pic:cNvPicPr>
-                      <a:picLocks noChangeArrowheads="1" noChangeAspect="1"/>
-                    </pic:cNvPicPr>
-                  </pic:nvPicPr>
-                  <pic:blipFill>
-                    <a:blip r:embed="rId9"/>
-                    <a:stretch>
-                      <a:fillRect/>
-                    </a:stretch>
-                  </pic:blipFill>
-                  <pic:spPr bwMode="auto">
-                    <a:xfrm>
-                      <a:off x="0" y="0"/>
-                      <a:ext cx="1625600" cy="1625600"/>
-                    </a:xfrm>
-                    <a:prstGeom prst="rect">
-                      <a:avLst/>
-                    </a:prstGeom>
-                    <a:noFill/>
-                    <a:ln w="9525">
-                      <a:noFill/>
-                      <a:headEnd/>
-                      <a:tailEnd/>
-                    </a:ln>
-                  </pic:spPr>
-                </pic:pic>
-              </a:graphicData>
-            </a:graphic>
-          </wp:inline>
-        </w:drawing>
-      </w:r>
-      <w:r>
-        <w:t xml:space="preserve">{width=96px height=96px}</w:t>
-      </w:r>
-    </w:p>
-    <w:bookmarkStart w:id="15" w:name="herald--fixed-summary"/>
+    <w:bookmarkStart w:id="12" w:name="herald--fixed-summary"/>
     <w:p>
       <w:pPr>
         <w:pStyle w:val="Heading1"/>
@@ -392,7 +342,7 @@
         </w:tc>
       </w:tr>
     </w:tbl>
-    <w:bookmarkStart w:id="12" w:name="table-of-contents"/>
+    <w:bookmarkStart w:id="9" w:name="table-of-contents"/>
     <w:p>
       <w:pPr>
         <w:pStyle w:val="Heading2"/>
@@ -435,8 +385,8 @@
         </w:r>
       </w:hyperlink>
     </w:p>
-    <w:bookmarkEnd w:id="12"/>
-    <w:bookmarkStart w:id="13" w:name="for-operators-tldr"/>
+    <w:bookmarkEnd w:id="9"/>
+    <w:bookmarkStart w:id="10" w:name="for-operators-tldr"/>
     <w:p>
       <w:pPr>
         <w:pStyle w:val="Heading2"/>
@@ -593,8 +543,8 @@
         <w:t xml:space="preserve">Zero rollbacks. Inheritance gate stayed 12 PASS / 0 FAIL throughout.</w:t>
       </w:r>
     </w:p>
-    <w:bookmarkEnd w:id="13"/>
-    <w:bookmarkStart w:id="14" w:name="for-ai-agents-machine-readable"/>
+    <w:bookmarkEnd w:id="10"/>
+    <w:bookmarkStart w:id="11" w:name="for-ai-agents-machine-readable"/>
     <w:p>
       <w:pPr>
         <w:pStyle w:val="Heading2"/>
@@ -704,8 +654,8 @@
         <w:t xml:space="preserve">}</w:t>
       </w:r>
     </w:p>
-    <w:bookmarkEnd w:id="14"/>
-    <w:bookmarkEnd w:id="15"/>
+    <w:bookmarkEnd w:id="11"/>
+    <w:bookmarkEnd w:id="12"/>
     <w:sectPr>
       <w:footnotePr>
         <w:numRestart w:val="eachSect"/>

--- a/docs/Fixed_Summary.docx
+++ b/docs/Fixed_Summary.docx
@@ -579,7 +579,7 @@
         <w:rPr>
           <w:rStyle w:val="VerbatimChar"/>
         </w:rPr>
-        <w:t xml:space="preserve">    { "id": "HRD-006", "closed": "2026-05-20", "commit": "f8b8073", "title": "V3 r2 flavor refinement" },</w:t>
+        <w:t xml:space="preserve">    { "id": "HRD-006", "closed": "2026-05-20", "commit": "f8b8073", "title": "V3 r2 flavor refinement — 9 flavors × per-channel interaction tables" },</w:t>
       </w:r>
       <w:r>
         <w:br/>
@@ -588,7 +588,7 @@
         <w:rPr>
           <w:rStyle w:val="VerbatimChar"/>
         </w:rPr>
-        <w:t xml:space="preserve">    { "id": "HRD-005", "closed": "2026-05-20", "commit": "e26a8dc", "title": "V3 r1 operator-product layer" },</w:t>
+        <w:t xml:space="preserve">    { "id": "HRD-005", "closed": "2026-05-20", "commit": "e26a8dc", "title": "V3 r1 operator-product layer (§31..§36 + §18.2 expansion)" },</w:t>
       </w:r>
       <w:r>
         <w:br/>
@@ -597,7 +597,7 @@
         <w:rPr>
           <w:rStyle w:val="VerbatimChar"/>
         </w:rPr>
-        <w:t xml:space="preserve">    { "id": "HRD-004", "closed": "2026-05-20", "commit": "f4ebba1", "title": "V2 r3 self-review" },</w:t>
+        <w:t xml:space="preserve">    { "id": "HRD-004", "closed": "2026-05-20", "commit": "f4ebba1", "title": "V2 r3 — Go type contract closure + operational ops detail" },</w:t>
       </w:r>
       <w:r>
         <w:br/>
@@ -606,7 +606,7 @@
         <w:rPr>
           <w:rStyle w:val="VerbatimChar"/>
         </w:rPr>
-        <w:t xml:space="preserve">    { "id": "HRD-003", "closed": "2026-05-19", "commit": "9648545", "title": "V2 r2 self-review" },</w:t>
+        <w:t xml:space="preserve">    { "id": "HRD-003", "closed": "2026-05-19", "commit": "9648545", "title": "V2 r2 — close prose↔definition gaps + add operational guidance" },</w:t>
       </w:r>
       <w:r>
         <w:br/>
@@ -615,7 +615,7 @@
         <w:rPr>
           <w:rStyle w:val="VerbatimChar"/>
         </w:rPr>
-        <w:t xml:space="preserve">    { "id": "HRD-002", "closed": "2026-05-19", "commit": "96b7cc6", "title": "V2 r1 architecture" },</w:t>
+        <w:t xml:space="preserve">    { "id": "HRD-002", "closed": "2026-05-19", "commit": "96b7cc6", "title": "V2 r1 — architectural authoring (CloudEvents/Watermill/OTel/RLS/SLSA/9 flavors)" },</w:t>
       </w:r>
       <w:r>
         <w:br/>
@@ -624,7 +624,7 @@
         <w:rPr>
           <w:rStyle w:val="VerbatimChar"/>
         </w:rPr>
-        <w:t xml:space="preserve">    { "id": "HRD-001", "closed": "2026-05-19", "commit": "b421fe1", "title": "V1 MVP specification" }</w:t>
+        <w:t xml:space="preserve">    { "id": "HRD-001", "closed": "2026-05-19", "commit": "b421fe1", "title": "V1 — initial MVP specification + Review section + Recommendations" }</w:t>
       </w:r>
       <w:r>
         <w:br/>
